--- a/docs/daily-docs/课件第一天.docx
+++ b/docs/daily-docs/课件第一天.docx
@@ -386,7 +386,7 @@
         <w:rPr>
           <w:rFonts w:hint="eastAsia"/>
         </w:rPr>
-        <w:t>自动抓取竞品定价套餐、阶梯价格、优惠补贴、促销活动等信息，与我方定价体系横向对标，识别价差优势、降价风险与定价短板，输出价格波动与时序趋势结论。</w:t>
+        <w:t>自动抓取区域供应源批发价、到货价、产地价、市场价和异常价差等信息，面向生鲜批发采购场景进行横向对标，识别采购优势、供应风险与价格波动趋势。</w:t>
       </w:r>
     </w:p>
     <w:p>
